--- a/Course/1 Component 1 - Computer Systems/1.3 Exchanging Data/00 Topic Resources/1 Knowledge Organiser (editable).docx
+++ b/Course/1 Component 1 - Computer Systems/1.3 Exchanging Data/00 Topic Resources/1 Knowledge Organiser (editable).docx
@@ -7,12 +7,17 @@
         <w:pStyle w:val="Heading1"/>
       </w:pPr>
       <w:r>
+        <w:rPr>
+          <w:b w:val="0"/>
+          <w:i w:val="0"/>
+        </w:rPr>
         <w:t>Knowledge Organiser — 1.3 Exchanging Data</w:t>
       </w:r>
     </w:p>
     <w:p>
       <w:r>
         <w:rPr>
+          <w:b w:val="0"/>
           <w:i/>
         </w:rPr>
         <w:t>OCR A Level Computer Science (H446) — Component 01, Section 1.3 (Compression, encryption &amp; hashing; Databases; Networks; Web technologies)</w:t>
@@ -30,6 +35,10 @@
         <w:pStyle w:val="Heading2"/>
       </w:pPr>
       <w:r>
+        <w:rPr>
+          <w:b w:val="0"/>
+          <w:i w:val="0"/>
+        </w:rPr>
         <w:t>1.3.1 Compression, Encryption &amp; Hashing</w:t>
       </w:r>
     </w:p>
@@ -37,10 +46,15 @@
       <w:r>
         <w:rPr>
           <w:b/>
+          <w:i w:val="0"/>
         </w:rPr>
         <w:t>Compression</w:t>
       </w:r>
       <w:r>
+        <w:rPr>
+          <w:b w:val="0"/>
+          <w:i w:val="0"/>
+        </w:rPr>
         <w:t xml:space="preserve"> = reduce file size → less storage, less bandwidth, faster transfer.</w:t>
       </w:r>
     </w:p>
@@ -83,6 +97,7 @@
             <w:r>
               <w:rPr>
                 <w:b/>
+                <w:i w:val="0"/>
               </w:rPr>
               <w:t>Lossless</w:t>
             </w:r>
@@ -102,6 +117,7 @@
             <w:r>
               <w:rPr>
                 <w:b/>
+                <w:i w:val="0"/>
               </w:rPr>
               <w:t>Lossy</w:t>
             </w:r>
@@ -116,6 +132,10 @@
           <w:p>
             <w:r/>
             <w:r>
+              <w:rPr>
+                <w:b w:val="0"/>
+                <w:i w:val="0"/>
+              </w:rPr>
               <w:t>Data removed permanently?</w:t>
             </w:r>
           </w:p>
@@ -127,6 +147,10 @@
           <w:p>
             <w:r/>
             <w:r>
+              <w:rPr>
+                <w:b w:val="0"/>
+                <w:i w:val="0"/>
+              </w:rPr>
               <w:t>No</w:t>
             </w:r>
           </w:p>
@@ -138,6 +162,10 @@
           <w:p>
             <w:r/>
             <w:r>
+              <w:rPr>
+                <w:b w:val="0"/>
+                <w:i w:val="0"/>
+              </w:rPr>
               <w:t>Yes</w:t>
             </w:r>
           </w:p>
@@ -151,6 +179,10 @@
           <w:p>
             <w:r/>
             <w:r>
+              <w:rPr>
+                <w:b w:val="0"/>
+                <w:i w:val="0"/>
+              </w:rPr>
               <w:t>Original recoverable exactly?</w:t>
             </w:r>
           </w:p>
@@ -162,6 +194,10 @@
           <w:p>
             <w:r/>
             <w:r>
+              <w:rPr>
+                <w:b w:val="0"/>
+                <w:i w:val="0"/>
+              </w:rPr>
               <w:t>Yes</w:t>
             </w:r>
           </w:p>
@@ -173,6 +209,10 @@
           <w:p>
             <w:r/>
             <w:r>
+              <w:rPr>
+                <w:b w:val="0"/>
+                <w:i w:val="0"/>
+              </w:rPr>
               <w:t>No</w:t>
             </w:r>
           </w:p>
@@ -186,6 +226,10 @@
           <w:p>
             <w:r/>
             <w:r>
+              <w:rPr>
+                <w:b w:val="0"/>
+                <w:i w:val="0"/>
+              </w:rPr>
               <w:t>Size reduction</w:t>
             </w:r>
           </w:p>
@@ -197,6 +241,10 @@
           <w:p>
             <w:r/>
             <w:r>
+              <w:rPr>
+                <w:b w:val="0"/>
+                <w:i w:val="0"/>
+              </w:rPr>
               <w:t>Smaller</w:t>
             </w:r>
           </w:p>
@@ -208,6 +256,10 @@
           <w:p>
             <w:r/>
             <w:r>
+              <w:rPr>
+                <w:b w:val="0"/>
+                <w:i w:val="0"/>
+              </w:rPr>
               <w:t>Larger</w:t>
             </w:r>
           </w:p>
@@ -221,6 +273,10 @@
           <w:p>
             <w:r/>
             <w:r>
+              <w:rPr>
+                <w:b w:val="0"/>
+                <w:i w:val="0"/>
+              </w:rPr>
               <w:t>Uses</w:t>
             </w:r>
           </w:p>
@@ -232,6 +288,10 @@
           <w:p>
             <w:r/>
             <w:r>
+              <w:rPr>
+                <w:b w:val="0"/>
+                <w:i w:val="0"/>
+              </w:rPr>
               <w:t>Text, code, ZIP, PNG</w:t>
             </w:r>
           </w:p>
@@ -243,6 +303,10 @@
           <w:p>
             <w:r/>
             <w:r>
+              <w:rPr>
+                <w:b w:val="0"/>
+                <w:i w:val="0"/>
+              </w:rPr>
               <w:t>JPEG images, MP3 audio, video</w:t>
             </w:r>
           </w:p>
@@ -257,28 +321,43 @@
       <w:r>
         <w:rPr>
           <w:b/>
+          <w:i w:val="0"/>
         </w:rPr>
         <w:t>Run Length Encoding (RLE):</w:t>
       </w:r>
       <w:r>
+        <w:rPr>
+          <w:b w:val="0"/>
+          <w:i w:val="0"/>
+        </w:rPr>
         <w:t xml:space="preserve"> lossless; replaces </w:t>
       </w:r>
       <w:r>
         <w:rPr>
+          <w:b w:val="0"/>
           <w:i/>
         </w:rPr>
         <w:t>runs</w:t>
       </w:r>
       <w:r>
+        <w:rPr>
+          <w:b w:val="0"/>
+          <w:i w:val="0"/>
+        </w:rPr>
         <w:t xml:space="preserve"> of repeated values with one value + a count. Best for long runs (simple images); can </w:t>
       </w:r>
       <w:r>
         <w:rPr>
+          <w:b w:val="0"/>
           <w:i/>
         </w:rPr>
         <w:t>enlarge</w:t>
       </w:r>
       <w:r>
+        <w:rPr>
+          <w:b w:val="0"/>
+          <w:i w:val="0"/>
+        </w:rPr>
         <w:t xml:space="preserve"> files with few repeats.</w:t>
       </w:r>
     </w:p>
@@ -289,19 +368,29 @@
       <w:r>
         <w:rPr>
           <w:b/>
+          <w:i w:val="0"/>
         </w:rPr>
         <w:t>Dictionary compression:</w:t>
       </w:r>
       <w:r>
+        <w:rPr>
+          <w:b w:val="0"/>
+          <w:i w:val="0"/>
+        </w:rPr>
         <w:t xml:space="preserve"> lossless; stores recurring patterns once in a </w:t>
       </w:r>
       <w:r>
         <w:rPr>
+          <w:b w:val="0"/>
           <w:i/>
         </w:rPr>
         <w:t>dictionary</w:t>
       </w:r>
       <w:r>
+        <w:rPr>
+          <w:b w:val="0"/>
+          <w:i w:val="0"/>
+        </w:rPr>
         <w:t xml:space="preserve"> (index), replacing each with a short reference. Dictionary must be sent with the file. Good for text (e.g. LZW).</w:t>
       </w:r>
     </w:p>
@@ -309,10 +398,15 @@
       <w:r>
         <w:rPr>
           <w:b/>
+          <w:i w:val="0"/>
         </w:rPr>
         <w:t>Encryption</w:t>
       </w:r>
       <w:r>
+        <w:rPr>
+          <w:b w:val="0"/>
+          <w:i w:val="0"/>
+        </w:rPr>
         <w:t xml:space="preserve"> = scramble plaintext → ciphertext using algorithm + key; protects confidentiality if intercepted.</w:t>
       </w:r>
     </w:p>
@@ -355,6 +449,7 @@
             <w:r>
               <w:rPr>
                 <w:b/>
+                <w:i w:val="0"/>
               </w:rPr>
               <w:t>Symmetric</w:t>
             </w:r>
@@ -374,6 +469,7 @@
             <w:r>
               <w:rPr>
                 <w:b/>
+                <w:i w:val="0"/>
               </w:rPr>
               <w:t>Asymmetric</w:t>
             </w:r>
@@ -388,6 +484,10 @@
           <w:p>
             <w:r/>
             <w:r>
+              <w:rPr>
+                <w:b w:val="0"/>
+                <w:i w:val="0"/>
+              </w:rPr>
               <w:t>Keys</w:t>
             </w:r>
           </w:p>
@@ -399,6 +499,10 @@
           <w:p>
             <w:r/>
             <w:r>
+              <w:rPr>
+                <w:b w:val="0"/>
+                <w:i w:val="0"/>
+              </w:rPr>
               <w:t>Same key encrypts &amp; decrypts</w:t>
             </w:r>
           </w:p>
@@ -410,6 +514,10 @@
           <w:p>
             <w:r/>
             <w:r>
+              <w:rPr>
+                <w:b w:val="0"/>
+                <w:i w:val="0"/>
+              </w:rPr>
               <w:t>Public + private key pair</w:t>
             </w:r>
           </w:p>
@@ -423,6 +531,10 @@
           <w:p>
             <w:r/>
             <w:r>
+              <w:rPr>
+                <w:b w:val="0"/>
+                <w:i w:val="0"/>
+              </w:rPr>
               <w:t>Speed</w:t>
             </w:r>
           </w:p>
@@ -434,6 +546,10 @@
           <w:p>
             <w:r/>
             <w:r>
+              <w:rPr>
+                <w:b w:val="0"/>
+                <w:i w:val="0"/>
+              </w:rPr>
               <w:t>Fast</w:t>
             </w:r>
           </w:p>
@@ -445,6 +561,10 @@
           <w:p>
             <w:r/>
             <w:r>
+              <w:rPr>
+                <w:b w:val="0"/>
+                <w:i w:val="0"/>
+              </w:rPr>
               <w:t>Slower</w:t>
             </w:r>
           </w:p>
@@ -458,6 +578,10 @@
           <w:p>
             <w:r/>
             <w:r>
+              <w:rPr>
+                <w:b w:val="0"/>
+                <w:i w:val="0"/>
+              </w:rPr>
               <w:t>Issue/benefit</w:t>
             </w:r>
           </w:p>
@@ -469,6 +593,10 @@
           <w:p>
             <w:r/>
             <w:r>
+              <w:rPr>
+                <w:b w:val="0"/>
+                <w:i w:val="0"/>
+              </w:rPr>
               <w:t>Key distribution problem</w:t>
             </w:r>
           </w:p>
@@ -480,6 +608,10 @@
           <w:p>
             <w:r/>
             <w:r>
+              <w:rPr>
+                <w:b w:val="0"/>
+                <w:i w:val="0"/>
+              </w:rPr>
               <w:t>Public key shared openly — solves distribution</w:t>
             </w:r>
           </w:p>
@@ -492,24 +624,38 @@
         <w:pStyle w:val="ListBullet"/>
       </w:pPr>
       <w:r>
+        <w:rPr>
+          <w:b w:val="0"/>
+          <w:i w:val="0"/>
+        </w:rPr>
         <w:t xml:space="preserve">Asymmetric: data encrypted with </w:t>
       </w:r>
       <w:r>
         <w:rPr>
           <w:b/>
+          <w:i w:val="0"/>
         </w:rPr>
         <w:t>public</w:t>
       </w:r>
       <w:r>
+        <w:rPr>
+          <w:b w:val="0"/>
+          <w:i w:val="0"/>
+        </w:rPr>
         <w:t xml:space="preserve"> key → only matching </w:t>
       </w:r>
       <w:r>
         <w:rPr>
           <w:b/>
+          <w:i w:val="0"/>
         </w:rPr>
         <w:t>private</w:t>
       </w:r>
       <w:r>
+        <w:rPr>
+          <w:b w:val="0"/>
+          <w:i w:val="0"/>
+        </w:rPr>
         <w:t xml:space="preserve"> key decrypts. Enables digital signatures (sign with private, verify with public). HTTPS uses asymmetric to swap a symmetric session key, then symmetric for bulk data.</w:t>
       </w:r>
     </w:p>
@@ -517,55 +663,85 @@
       <w:r>
         <w:rPr>
           <w:b/>
+          <w:i w:val="0"/>
         </w:rPr>
         <w:t>Hashing:</w:t>
       </w:r>
       <w:r>
+        <w:rPr>
+          <w:b w:val="0"/>
+          <w:i w:val="0"/>
+        </w:rPr>
         <w:t xml:space="preserve"> hash function → fixed-length </w:t>
       </w:r>
       <w:r>
         <w:rPr>
           <w:b/>
+          <w:i w:val="0"/>
         </w:rPr>
         <w:t>hash/digest</w:t>
       </w:r>
       <w:r>
+        <w:rPr>
+          <w:b w:val="0"/>
+          <w:i w:val="0"/>
+        </w:rPr>
         <w:t xml:space="preserve">. Properties: </w:t>
       </w:r>
       <w:r>
         <w:rPr>
           <w:b/>
+          <w:i w:val="0"/>
         </w:rPr>
         <w:t>one-way</w:t>
       </w:r>
       <w:r>
+        <w:rPr>
+          <w:b w:val="0"/>
+          <w:i w:val="0"/>
+        </w:rPr>
         <w:t xml:space="preserve"> (not reversible), </w:t>
       </w:r>
       <w:r>
         <w:rPr>
           <w:b/>
+          <w:i w:val="0"/>
         </w:rPr>
         <w:t>deterministic</w:t>
       </w:r>
       <w:r>
+        <w:rPr>
+          <w:b w:val="0"/>
+          <w:i w:val="0"/>
+        </w:rPr>
         <w:t xml:space="preserve">, few </w:t>
       </w:r>
       <w:r>
         <w:rPr>
           <w:b/>
+          <w:i w:val="0"/>
         </w:rPr>
         <w:t>collisions</w:t>
       </w:r>
       <w:r>
+        <w:rPr>
+          <w:b w:val="0"/>
+          <w:i w:val="0"/>
+        </w:rPr>
         <w:t xml:space="preserve">, fast. </w:t>
       </w:r>
       <w:r>
         <w:rPr>
+          <w:b w:val="0"/>
           <w:i/>
         </w:rPr>
         <w:t>Uses:</w:t>
       </w:r>
       <w:r>
+        <w:rPr>
+          <w:b w:val="0"/>
+          <w:i w:val="0"/>
+        </w:rPr>
         <w:t xml:space="preserve"> storing passwords (store hash, not password); hash tables (≈O(1) lookup). Hashing ≠ encryption (encryption is reversible with a key).</w:t>
       </w:r>
     </w:p>
@@ -581,6 +757,10 @@
         <w:pStyle w:val="Heading2"/>
       </w:pPr>
       <w:r>
+        <w:rPr>
+          <w:b w:val="0"/>
+          <w:i w:val="0"/>
+        </w:rPr>
         <w:t>1.3.2 Databases</w:t>
       </w:r>
     </w:p>
@@ -609,6 +789,7 @@
             <w:r>
               <w:rPr>
                 <w:b/>
+                <w:i w:val="0"/>
               </w:rPr>
               <w:t>Flat file</w:t>
             </w:r>
@@ -628,6 +809,7 @@
             <w:r>
               <w:rPr>
                 <w:b/>
+                <w:i w:val="0"/>
               </w:rPr>
               <w:t>Relational</w:t>
             </w:r>
@@ -642,6 +824,10 @@
           <w:p>
             <w:r/>
             <w:r>
+              <w:rPr>
+                <w:b w:val="0"/>
+                <w:i w:val="0"/>
+              </w:rPr>
               <w:t>Single table</w:t>
             </w:r>
           </w:p>
@@ -653,6 +839,10 @@
           <w:p>
             <w:r/>
             <w:r>
+              <w:rPr>
+                <w:b w:val="0"/>
+                <w:i w:val="0"/>
+              </w:rPr>
               <w:t>Multiple linked tables</w:t>
             </w:r>
           </w:p>
@@ -666,6 +856,10 @@
           <w:p>
             <w:r/>
             <w:r>
+              <w:rPr>
+                <w:b w:val="0"/>
+                <w:i w:val="0"/>
+              </w:rPr>
               <w:t>High redundancy</w:t>
             </w:r>
           </w:p>
@@ -677,6 +871,10 @@
           <w:p>
             <w:r/>
             <w:r>
+              <w:rPr>
+                <w:b w:val="0"/>
+                <w:i w:val="0"/>
+              </w:rPr>
               <w:t>Reduced redundancy</w:t>
             </w:r>
           </w:p>
@@ -690,6 +888,10 @@
           <w:p>
             <w:r/>
             <w:r>
+              <w:rPr>
+                <w:b w:val="0"/>
+                <w:i w:val="0"/>
+              </w:rPr>
               <w:t>Prone to anomalies/inconsistency</w:t>
             </w:r>
           </w:p>
@@ -701,6 +903,10 @@
           <w:p>
             <w:r/>
             <w:r>
+              <w:rPr>
+                <w:b w:val="0"/>
+                <w:i w:val="0"/>
+              </w:rPr>
               <w:t>Consistent (normalised)</w:t>
             </w:r>
           </w:p>
@@ -714,6 +920,10 @@
           <w:p>
             <w:r/>
             <w:r>
+              <w:rPr>
+                <w:b w:val="0"/>
+                <w:i w:val="0"/>
+              </w:rPr>
               <w:t>Simple</w:t>
             </w:r>
           </w:p>
@@ -725,6 +935,10 @@
           <w:p>
             <w:r/>
             <w:r>
+              <w:rPr>
+                <w:b w:val="0"/>
+                <w:i w:val="0"/>
+              </w:rPr>
               <w:t>Scalable, complex queries</w:t>
             </w:r>
           </w:p>
@@ -739,28 +953,43 @@
       <w:r>
         <w:rPr>
           <w:b/>
+          <w:i w:val="0"/>
         </w:rPr>
         <w:t>Entity</w:t>
       </w:r>
       <w:r>
+        <w:rPr>
+          <w:b w:val="0"/>
+          <w:i w:val="0"/>
+        </w:rPr>
         <w:t xml:space="preserve"> = thing data is stored about (→ table). </w:t>
       </w:r>
       <w:r>
         <w:rPr>
           <w:b/>
+          <w:i w:val="0"/>
         </w:rPr>
         <w:t>Attribute/field</w:t>
       </w:r>
       <w:r>
+        <w:rPr>
+          <w:b w:val="0"/>
+          <w:i w:val="0"/>
+        </w:rPr>
         <w:t xml:space="preserve"> = column. </w:t>
       </w:r>
       <w:r>
         <w:rPr>
           <w:b/>
+          <w:i w:val="0"/>
         </w:rPr>
         <w:t>Record/row/tuple</w:t>
       </w:r>
       <w:r>
+        <w:rPr>
+          <w:b w:val="0"/>
+          <w:i w:val="0"/>
+        </w:rPr>
         <w:t xml:space="preserve"> = one instance.</w:t>
       </w:r>
     </w:p>
@@ -768,6 +997,7 @@
       <w:r>
         <w:rPr>
           <w:b/>
+          <w:i w:val="0"/>
         </w:rPr>
         <w:t>Keys</w:t>
       </w:r>
@@ -797,6 +1027,7 @@
             <w:r>
               <w:rPr>
                 <w:b/>
+                <w:i w:val="0"/>
               </w:rPr>
               <w:t>Key</w:t>
             </w:r>
@@ -816,6 +1047,7 @@
             <w:r>
               <w:rPr>
                 <w:b/>
+                <w:i w:val="0"/>
               </w:rPr>
               <w:t>Meaning</w:t>
             </w:r>
@@ -830,6 +1062,10 @@
           <w:p>
             <w:r/>
             <w:r>
+              <w:rPr>
+                <w:b w:val="0"/>
+                <w:i w:val="0"/>
+              </w:rPr>
               <w:t>Primary</w:t>
             </w:r>
           </w:p>
@@ -841,6 +1077,10 @@
           <w:p>
             <w:r/>
             <w:r>
+              <w:rPr>
+                <w:b w:val="0"/>
+                <w:i w:val="0"/>
+              </w:rPr>
               <w:t>Attribute(s) uniquely identifying each record</w:t>
             </w:r>
           </w:p>
@@ -854,6 +1094,10 @@
           <w:p>
             <w:r/>
             <w:r>
+              <w:rPr>
+                <w:b w:val="0"/>
+                <w:i w:val="0"/>
+              </w:rPr>
               <w:t>Foreign</w:t>
             </w:r>
           </w:p>
@@ -865,15 +1109,24 @@
           <w:p>
             <w:r/>
             <w:r>
+              <w:rPr>
+                <w:b w:val="0"/>
+                <w:i w:val="0"/>
+              </w:rPr>
               <w:t xml:space="preserve">Primary key of </w:t>
             </w:r>
             <w:r>
               <w:rPr>
+                <w:b w:val="0"/>
                 <w:i/>
               </w:rPr>
               <w:t>another</w:t>
             </w:r>
             <w:r>
+              <w:rPr>
+                <w:b w:val="0"/>
+                <w:i w:val="0"/>
+              </w:rPr>
               <w:t xml:space="preserve"> table, used to link tables</w:t>
             </w:r>
           </w:p>
@@ -887,6 +1140,10 @@
           <w:p>
             <w:r/>
             <w:r>
+              <w:rPr>
+                <w:b w:val="0"/>
+                <w:i w:val="0"/>
+              </w:rPr>
               <w:t>Composite</w:t>
             </w:r>
           </w:p>
@@ -898,6 +1155,10 @@
           <w:p>
             <w:r/>
             <w:r>
+              <w:rPr>
+                <w:b w:val="0"/>
+                <w:i w:val="0"/>
+              </w:rPr>
               <w:t>Primary key made of 2+ attributes combined</w:t>
             </w:r>
           </w:p>
@@ -911,6 +1172,10 @@
           <w:p>
             <w:r/>
             <w:r>
+              <w:rPr>
+                <w:b w:val="0"/>
+                <w:i w:val="0"/>
+              </w:rPr>
               <w:t>Secondary</w:t>
             </w:r>
           </w:p>
@@ -922,6 +1187,10 @@
           <w:p>
             <w:r/>
             <w:r>
+              <w:rPr>
+                <w:b w:val="0"/>
+                <w:i w:val="0"/>
+              </w:rPr>
               <w:t>Non-primary attribute used to search/index quickly</w:t>
             </w:r>
           </w:p>
@@ -936,28 +1205,43 @@
       <w:r>
         <w:rPr>
           <w:b/>
+          <w:i w:val="0"/>
         </w:rPr>
         <w:t>ER modelling:</w:t>
       </w:r>
       <w:r>
+        <w:rPr>
+          <w:b w:val="0"/>
+          <w:i w:val="0"/>
+        </w:rPr>
         <w:t xml:space="preserve"> relationships are 1:1, 1:M, M:N. A </w:t>
       </w:r>
       <w:r>
         <w:rPr>
           <w:b/>
+          <w:i w:val="0"/>
         </w:rPr>
         <w:t>many-to-many</w:t>
       </w:r>
       <w:r>
+        <w:rPr>
+          <w:b w:val="0"/>
+          <w:i w:val="0"/>
+        </w:rPr>
         <w:t xml:space="preserve"> is resolved with a </w:t>
       </w:r>
       <w:r>
         <w:rPr>
           <w:b/>
+          <w:i w:val="0"/>
         </w:rPr>
         <w:t>linking/junction table</w:t>
       </w:r>
       <w:r>
+        <w:rPr>
+          <w:b w:val="0"/>
+          <w:i w:val="0"/>
+        </w:rPr>
         <w:t xml:space="preserve"> (composite key).</w:t>
       </w:r>
     </w:p>
@@ -968,10 +1252,15 @@
       <w:r>
         <w:rPr>
           <w:b/>
+          <w:i w:val="0"/>
         </w:rPr>
         <w:t>Referential integrity:</w:t>
       </w:r>
       <w:r>
+        <w:rPr>
+          <w:b w:val="0"/>
+          <w:i w:val="0"/>
+        </w:rPr>
         <w:t xml:space="preserve"> a foreign key must always reference a valid existing primary key (or be null) → no orphaned records.</w:t>
       </w:r>
     </w:p>
@@ -979,10 +1268,15 @@
       <w:r>
         <w:rPr>
           <w:b/>
+          <w:i w:val="0"/>
         </w:rPr>
         <w:t>Normalisation</w:t>
       </w:r>
       <w:r>
+        <w:rPr>
+          <w:b w:val="0"/>
+          <w:i w:val="0"/>
+        </w:rPr>
         <w:t xml:space="preserve"> = organise data to reduce redundancy &amp; remove anomalies.</w:t>
       </w:r>
     </w:p>
@@ -1011,6 +1305,7 @@
             <w:r>
               <w:rPr>
                 <w:b/>
+                <w:i w:val="0"/>
               </w:rPr>
               <w:t>Form</w:t>
             </w:r>
@@ -1030,6 +1325,7 @@
             <w:r>
               <w:rPr>
                 <w:b/>
+                <w:i w:val="0"/>
               </w:rPr>
               <w:t>Rule (in addition to previous)</w:t>
             </w:r>
@@ -1044,6 +1340,10 @@
           <w:p>
             <w:r/>
             <w:r>
+              <w:rPr>
+                <w:b w:val="0"/>
+                <w:i w:val="0"/>
+              </w:rPr>
               <w:t>1NF</w:t>
             </w:r>
           </w:p>
@@ -1055,6 +1355,10 @@
           <w:p>
             <w:r/>
             <w:r>
+              <w:rPr>
+                <w:b w:val="0"/>
+                <w:i w:val="0"/>
+              </w:rPr>
               <w:t>No repeating groups; atomic values; has a primary key</w:t>
             </w:r>
           </w:p>
@@ -1068,6 +1372,10 @@
           <w:p>
             <w:r/>
             <w:r>
+              <w:rPr>
+                <w:b w:val="0"/>
+                <w:i w:val="0"/>
+              </w:rPr>
               <w:t>2NF</w:t>
             </w:r>
           </w:p>
@@ -1079,24 +1387,38 @@
           <w:p>
             <w:r/>
             <w:r>
+              <w:rPr>
+                <w:b w:val="0"/>
+                <w:i w:val="0"/>
+              </w:rPr>
               <w:t xml:space="preserve">No </w:t>
             </w:r>
             <w:r>
               <w:rPr>
                 <w:b/>
+                <w:i w:val="0"/>
               </w:rPr>
               <w:t>partial</w:t>
             </w:r>
             <w:r>
+              <w:rPr>
+                <w:b w:val="0"/>
+                <w:i w:val="0"/>
+              </w:rPr>
               <w:t xml:space="preserve"> dependencies (every non-key attribute depends on the </w:t>
             </w:r>
             <w:r>
               <w:rPr>
+                <w:b w:val="0"/>
                 <w:i/>
               </w:rPr>
               <w:t>whole</w:t>
             </w:r>
             <w:r>
+              <w:rPr>
+                <w:b w:val="0"/>
+                <w:i w:val="0"/>
+              </w:rPr>
               <w:t xml:space="preserve"> key)</w:t>
             </w:r>
           </w:p>
@@ -1110,6 +1432,10 @@
           <w:p>
             <w:r/>
             <w:r>
+              <w:rPr>
+                <w:b w:val="0"/>
+                <w:i w:val="0"/>
+              </w:rPr>
               <w:t>3NF</w:t>
             </w:r>
           </w:p>
@@ -1121,15 +1447,24 @@
           <w:p>
             <w:r/>
             <w:r>
+              <w:rPr>
+                <w:b w:val="0"/>
+                <w:i w:val="0"/>
+              </w:rPr>
               <w:t xml:space="preserve">No </w:t>
             </w:r>
             <w:r>
               <w:rPr>
                 <w:b/>
+                <w:i w:val="0"/>
               </w:rPr>
               <w:t>transitive</w:t>
             </w:r>
             <w:r>
+              <w:rPr>
+                <w:b w:val="0"/>
+                <w:i w:val="0"/>
+              </w:rPr>
               <w:t xml:space="preserve"> dependencies (no non-key attribute depends on another non-key)</w:t>
             </w:r>
           </w:p>
@@ -1140,6 +1475,7 @@
     <w:p>
       <w:r>
         <w:rPr>
+          <w:b w:val="0"/>
           <w:i/>
         </w:rPr>
         <w:t>"The key, the whole key, and nothing but the key."</w:t>
@@ -1149,6 +1485,7 @@
       <w:r>
         <w:rPr>
           <w:b/>
+          <w:i w:val="0"/>
         </w:rPr>
         <w:t>SQL keywords</w:t>
       </w:r>
@@ -1178,6 +1515,7 @@
             <w:r>
               <w:rPr>
                 <w:b/>
+                <w:i w:val="0"/>
               </w:rPr>
               <w:t>Keyword</w:t>
             </w:r>
@@ -1197,6 +1535,7 @@
             <w:r>
               <w:rPr>
                 <w:b/>
+                <w:i w:val="0"/>
               </w:rPr>
               <w:t>Use</w:t>
             </w:r>
@@ -1213,6 +1552,8 @@
             <w:r>
               <w:rPr>
                 <w:rFonts w:ascii="Consolas" w:hAnsi="Consolas"/>
+                <w:b w:val="0"/>
+                <w:i w:val="0"/>
                 <w:sz w:val="19"/>
               </w:rPr>
               <w:t>SELECT</w:t>
@@ -1226,6 +1567,10 @@
           <w:p>
             <w:r/>
             <w:r>
+              <w:rPr>
+                <w:b w:val="0"/>
+                <w:i w:val="0"/>
+              </w:rPr>
               <w:t>Choose which columns/fields to return</w:t>
             </w:r>
           </w:p>
@@ -1241,6 +1586,8 @@
             <w:r>
               <w:rPr>
                 <w:rFonts w:ascii="Consolas" w:hAnsi="Consolas"/>
+                <w:b w:val="0"/>
+                <w:i w:val="0"/>
                 <w:sz w:val="19"/>
               </w:rPr>
               <w:t>FROM</w:t>
@@ -1254,6 +1601,10 @@
           <w:p>
             <w:r/>
             <w:r>
+              <w:rPr>
+                <w:b w:val="0"/>
+                <w:i w:val="0"/>
+              </w:rPr>
               <w:t>Specify the table(s)</w:t>
             </w:r>
           </w:p>
@@ -1269,6 +1620,8 @@
             <w:r>
               <w:rPr>
                 <w:rFonts w:ascii="Consolas" w:hAnsi="Consolas"/>
+                <w:b w:val="0"/>
+                <w:i w:val="0"/>
                 <w:sz w:val="19"/>
               </w:rPr>
               <w:t>WHERE</w:t>
@@ -1282,36 +1635,58 @@
           <w:p>
             <w:r/>
             <w:r>
+              <w:rPr>
+                <w:b w:val="0"/>
+                <w:i w:val="0"/>
+              </w:rPr>
               <w:t>Filter which rows are returned (</w:t>
             </w:r>
             <w:r>
               <w:rPr>
                 <w:rFonts w:ascii="Consolas" w:hAnsi="Consolas"/>
+                <w:b w:val="0"/>
+                <w:i w:val="0"/>
                 <w:sz w:val="19"/>
               </w:rPr>
               <w:t>AND</w:t>
             </w:r>
             <w:r>
+              <w:rPr>
+                <w:b w:val="0"/>
+                <w:i w:val="0"/>
+              </w:rPr>
               <w:t>/</w:t>
             </w:r>
             <w:r>
               <w:rPr>
                 <w:rFonts w:ascii="Consolas" w:hAnsi="Consolas"/>
+                <w:b w:val="0"/>
+                <w:i w:val="0"/>
                 <w:sz w:val="19"/>
               </w:rPr>
               <w:t>OR</w:t>
             </w:r>
             <w:r>
+              <w:rPr>
+                <w:b w:val="0"/>
+                <w:i w:val="0"/>
+              </w:rPr>
               <w:t xml:space="preserve">, </w:t>
             </w:r>
             <w:r>
               <w:rPr>
                 <w:rFonts w:ascii="Consolas" w:hAnsi="Consolas"/>
+                <w:b w:val="0"/>
+                <w:i w:val="0"/>
                 <w:sz w:val="19"/>
               </w:rPr>
               <w:t>LIKE 'A%'</w:t>
             </w:r>
             <w:r>
+              <w:rPr>
+                <w:b w:val="0"/>
+                <w:i w:val="0"/>
+              </w:rPr>
               <w:t>)</w:t>
             </w:r>
           </w:p>
@@ -1327,6 +1702,8 @@
             <w:r>
               <w:rPr>
                 <w:rFonts w:ascii="Consolas" w:hAnsi="Consolas"/>
+                <w:b w:val="0"/>
+                <w:i w:val="0"/>
                 <w:sz w:val="19"/>
               </w:rPr>
               <w:t>JOIN ... ON</w:t>
@@ -1340,6 +1717,10 @@
           <w:p>
             <w:r/>
             <w:r>
+              <w:rPr>
+                <w:b w:val="0"/>
+                <w:i w:val="0"/>
+              </w:rPr>
               <w:t>Combine columns from related tables on a matching key</w:t>
             </w:r>
           </w:p>
@@ -1355,6 +1736,8 @@
             <w:r>
               <w:rPr>
                 <w:rFonts w:ascii="Consolas" w:hAnsi="Consolas"/>
+                <w:b w:val="0"/>
+                <w:i w:val="0"/>
                 <w:sz w:val="19"/>
               </w:rPr>
               <w:t>ORDER BY</w:t>
@@ -1368,26 +1751,42 @@
           <w:p>
             <w:r/>
             <w:r>
+              <w:rPr>
+                <w:b w:val="0"/>
+                <w:i w:val="0"/>
+              </w:rPr>
               <w:t>Sort results (</w:t>
             </w:r>
             <w:r>
               <w:rPr>
                 <w:rFonts w:ascii="Consolas" w:hAnsi="Consolas"/>
+                <w:b w:val="0"/>
+                <w:i w:val="0"/>
                 <w:sz w:val="19"/>
               </w:rPr>
               <w:t>ASC</w:t>
             </w:r>
             <w:r>
+              <w:rPr>
+                <w:b w:val="0"/>
+                <w:i w:val="0"/>
+              </w:rPr>
               <w:t>/</w:t>
             </w:r>
             <w:r>
               <w:rPr>
                 <w:rFonts w:ascii="Consolas" w:hAnsi="Consolas"/>
+                <w:b w:val="0"/>
+                <w:i w:val="0"/>
                 <w:sz w:val="19"/>
               </w:rPr>
               <w:t>DESC</w:t>
             </w:r>
             <w:r>
+              <w:rPr>
+                <w:b w:val="0"/>
+                <w:i w:val="0"/>
+              </w:rPr>
               <w:t>)</w:t>
             </w:r>
           </w:p>
@@ -1403,6 +1802,8 @@
             <w:r>
               <w:rPr>
                 <w:rFonts w:ascii="Consolas" w:hAnsi="Consolas"/>
+                <w:b w:val="0"/>
+                <w:i w:val="0"/>
                 <w:sz w:val="19"/>
               </w:rPr>
               <w:t>INSERT INTO ... VALUES</w:t>
@@ -1416,6 +1817,10 @@
           <w:p>
             <w:r/>
             <w:r>
+              <w:rPr>
+                <w:b w:val="0"/>
+                <w:i w:val="0"/>
+              </w:rPr>
               <w:t>Add a new record</w:t>
             </w:r>
           </w:p>
@@ -1431,6 +1836,8 @@
             <w:r>
               <w:rPr>
                 <w:rFonts w:ascii="Consolas" w:hAnsi="Consolas"/>
+                <w:b w:val="0"/>
+                <w:i w:val="0"/>
                 <w:sz w:val="19"/>
               </w:rPr>
               <w:t>UPDATE ... SET</w:t>
@@ -1444,6 +1851,10 @@
           <w:p>
             <w:r/>
             <w:r>
+              <w:rPr>
+                <w:b w:val="0"/>
+                <w:i w:val="0"/>
+              </w:rPr>
               <w:t>Change existing records</w:t>
             </w:r>
           </w:p>
@@ -1459,6 +1870,8 @@
             <w:r>
               <w:rPr>
                 <w:rFonts w:ascii="Consolas" w:hAnsi="Consolas"/>
+                <w:b w:val="0"/>
+                <w:i w:val="0"/>
                 <w:sz w:val="19"/>
               </w:rPr>
               <w:t>DELETE FROM</w:t>
@@ -1472,6 +1885,10 @@
           <w:p>
             <w:r/>
             <w:r>
+              <w:rPr>
+                <w:b w:val="0"/>
+                <w:i w:val="0"/>
+              </w:rPr>
               <w:t>Remove records</w:t>
             </w:r>
           </w:p>
@@ -1487,6 +1904,8 @@
             <w:r>
               <w:rPr>
                 <w:rFonts w:ascii="Consolas" w:hAnsi="Consolas"/>
+                <w:b w:val="0"/>
+                <w:i w:val="0"/>
                 <w:sz w:val="19"/>
               </w:rPr>
               <w:t>CREATE TABLE</w:t>
@@ -1500,6 +1919,10 @@
           <w:p>
             <w:r/>
             <w:r>
+              <w:rPr>
+                <w:b w:val="0"/>
+                <w:i w:val="0"/>
+              </w:rPr>
               <w:t>Define a new table</w:t>
             </w:r>
           </w:p>
@@ -1509,16 +1932,26 @@
     <w:p/>
     <w:p>
       <w:r>
+        <w:rPr>
+          <w:b w:val="0"/>
+          <w:i w:val="0"/>
+        </w:rPr>
         <w:t xml:space="preserve">Order: </w:t>
       </w:r>
       <w:r>
         <w:rPr>
           <w:rFonts w:ascii="Consolas" w:hAnsi="Consolas"/>
+          <w:b w:val="0"/>
+          <w:i w:val="0"/>
           <w:sz w:val="19"/>
         </w:rPr>
         <w:t>SELECT ... FROM ... WHERE ... ORDER BY</w:t>
       </w:r>
       <w:r>
+        <w:rPr>
+          <w:b w:val="0"/>
+          <w:i w:val="0"/>
+        </w:rPr>
         <w:t>.</w:t>
       </w:r>
     </w:p>
@@ -1526,10 +1959,15 @@
       <w:r>
         <w:rPr>
           <w:b/>
+          <w:i w:val="0"/>
         </w:rPr>
         <w:t>Transactions &amp; ACID</w:t>
       </w:r>
       <w:r>
+        <w:rPr>
+          <w:b w:val="0"/>
+          <w:i w:val="0"/>
+        </w:rPr>
         <w:t xml:space="preserve"> — a transaction = one logical operation; all steps succeed or all fail.</w:t>
       </w:r>
     </w:p>
@@ -1558,6 +1996,7 @@
             <w:r>
               <w:rPr>
                 <w:b/>
+                <w:i w:val="0"/>
               </w:rPr>
               <w:t>Property</w:t>
             </w:r>
@@ -1577,6 +2016,7 @@
             <w:r>
               <w:rPr>
                 <w:b/>
+                <w:i w:val="0"/>
               </w:rPr>
               <w:t>Meaning</w:t>
             </w:r>
@@ -1593,10 +2033,15 @@
             <w:r>
               <w:rPr>
                 <w:b/>
+                <w:i w:val="0"/>
               </w:rPr>
               <w:t>A</w:t>
             </w:r>
             <w:r>
+              <w:rPr>
+                <w:b w:val="0"/>
+                <w:i w:val="0"/>
+              </w:rPr>
               <w:t>tomicity</w:t>
             </w:r>
           </w:p>
@@ -1608,6 +2053,10 @@
           <w:p>
             <w:r/>
             <w:r>
+              <w:rPr>
+                <w:b w:val="0"/>
+                <w:i w:val="0"/>
+              </w:rPr>
               <w:t>All-or-nothing; failure → roll back, no partial change</w:t>
             </w:r>
           </w:p>
@@ -1623,10 +2072,15 @@
             <w:r>
               <w:rPr>
                 <w:b/>
+                <w:i w:val="0"/>
               </w:rPr>
               <w:t>C</w:t>
             </w:r>
             <w:r>
+              <w:rPr>
+                <w:b w:val="0"/>
+                <w:i w:val="0"/>
+              </w:rPr>
               <w:t>onsistency</w:t>
             </w:r>
           </w:p>
@@ -1638,6 +2092,10 @@
           <w:p>
             <w:r/>
             <w:r>
+              <w:rPr>
+                <w:b w:val="0"/>
+                <w:i w:val="0"/>
+              </w:rPr>
               <w:t>Moves DB from one valid state to another (keeps constraints)</w:t>
             </w:r>
           </w:p>
@@ -1653,10 +2111,15 @@
             <w:r>
               <w:rPr>
                 <w:b/>
+                <w:i w:val="0"/>
               </w:rPr>
               <w:t>I</w:t>
             </w:r>
             <w:r>
+              <w:rPr>
+                <w:b w:val="0"/>
+                <w:i w:val="0"/>
+              </w:rPr>
               <w:t>solation</w:t>
             </w:r>
           </w:p>
@@ -1668,6 +2131,10 @@
           <w:p>
             <w:r/>
             <w:r>
+              <w:rPr>
+                <w:b w:val="0"/>
+                <w:i w:val="0"/>
+              </w:rPr>
               <w:t>Concurrent transactions don't interfere</w:t>
             </w:r>
           </w:p>
@@ -1683,10 +2150,15 @@
             <w:r>
               <w:rPr>
                 <w:b/>
+                <w:i w:val="0"/>
               </w:rPr>
               <w:t>D</w:t>
             </w:r>
             <w:r>
+              <w:rPr>
+                <w:b w:val="0"/>
+                <w:i w:val="0"/>
+              </w:rPr>
               <w:t>urability</w:t>
             </w:r>
           </w:p>
@@ -1698,6 +2170,10 @@
           <w:p>
             <w:r/>
             <w:r>
+              <w:rPr>
+                <w:b w:val="0"/>
+                <w:i w:val="0"/>
+              </w:rPr>
               <w:t>Once committed, permanently saved (survives failure)</w:t>
             </w:r>
           </w:p>
@@ -1712,28 +2188,43 @@
       <w:r>
         <w:rPr>
           <w:b/>
+          <w:i w:val="0"/>
         </w:rPr>
         <w:t>Record locking:</w:t>
       </w:r>
       <w:r>
+        <w:rPr>
+          <w:b w:val="0"/>
+          <w:i w:val="0"/>
+        </w:rPr>
         <w:t xml:space="preserve"> lock a record during a transaction so others can't edit it → prevents </w:t>
       </w:r>
       <w:r>
         <w:rPr>
           <w:b/>
+          <w:i w:val="0"/>
         </w:rPr>
         <w:t>lost update problem</w:t>
       </w:r>
       <w:r>
+        <w:rPr>
+          <w:b w:val="0"/>
+          <w:i w:val="0"/>
+        </w:rPr>
         <w:t xml:space="preserve">; risk of </w:t>
       </w:r>
       <w:r>
         <w:rPr>
           <w:b/>
+          <w:i w:val="0"/>
         </w:rPr>
         <w:t>deadlock</w:t>
       </w:r>
       <w:r>
+        <w:rPr>
+          <w:b w:val="0"/>
+          <w:i w:val="0"/>
+        </w:rPr>
         <w:t>.</w:t>
       </w:r>
     </w:p>
@@ -1744,19 +2235,29 @@
       <w:r>
         <w:rPr>
           <w:b/>
+          <w:i w:val="0"/>
         </w:rPr>
         <w:t>Redundancy (good):</w:t>
       </w:r>
       <w:r>
+        <w:rPr>
+          <w:b w:val="0"/>
+          <w:i w:val="0"/>
+        </w:rPr>
         <w:t xml:space="preserve"> duplicate data/hardware (backups, RAID, failover) for reliability — different from </w:t>
       </w:r>
       <w:r>
         <w:rPr>
+          <w:b w:val="0"/>
           <w:i/>
         </w:rPr>
         <w:t>data redundancy</w:t>
       </w:r>
       <w:r>
+        <w:rPr>
+          <w:b w:val="0"/>
+          <w:i w:val="0"/>
+        </w:rPr>
         <w:t xml:space="preserve"> (bad, removed by normalisation).</w:t>
       </w:r>
     </w:p>
@@ -1772,6 +2273,10 @@
         <w:pStyle w:val="Heading2"/>
       </w:pPr>
       <w:r>
+        <w:rPr>
+          <w:b w:val="0"/>
+          <w:i w:val="0"/>
+        </w:rPr>
         <w:t>1.3.3 Networks</w:t>
       </w:r>
     </w:p>
@@ -1782,19 +2287,29 @@
       <w:r>
         <w:rPr>
           <w:b/>
+          <w:i w:val="0"/>
         </w:rPr>
         <w:t>LAN:</w:t>
       </w:r>
       <w:r>
+        <w:rPr>
+          <w:b w:val="0"/>
+          <w:i w:val="0"/>
+        </w:rPr>
         <w:t xml:space="preserve"> small area, single site, one organisation owns hardware, high speed. </w:t>
       </w:r>
       <w:r>
         <w:rPr>
           <w:b/>
+          <w:i w:val="0"/>
         </w:rPr>
         <w:t>WAN:</w:t>
       </w:r>
       <w:r>
+        <w:rPr>
+          <w:b w:val="0"/>
+          <w:i w:val="0"/>
+        </w:rPr>
         <w:t xml:space="preserve"> large area (cities/countries), uses third-party infrastructure; internet = largest WAN.</w:t>
       </w:r>
     </w:p>
@@ -1823,6 +2338,7 @@
             <w:r>
               <w:rPr>
                 <w:b/>
+                <w:i w:val="0"/>
               </w:rPr>
               <w:t>Client-server</w:t>
             </w:r>
@@ -1842,6 +2358,7 @@
             <w:r>
               <w:rPr>
                 <w:b/>
+                <w:i w:val="0"/>
               </w:rPr>
               <w:t>Peer-to-peer (P2P)</w:t>
             </w:r>
@@ -1856,6 +2373,10 @@
           <w:p>
             <w:r/>
             <w:r>
+              <w:rPr>
+                <w:b w:val="0"/>
+                <w:i w:val="0"/>
+              </w:rPr>
               <w:t>Server provides services to clients</w:t>
             </w:r>
           </w:p>
@@ -1867,6 +2388,10 @@
           <w:p>
             <w:r/>
             <w:r>
+              <w:rPr>
+                <w:b w:val="0"/>
+                <w:i w:val="0"/>
+              </w:rPr>
               <w:t>All peers equal (client &amp; server)</w:t>
             </w:r>
           </w:p>
@@ -1880,6 +2405,10 @@
           <w:p>
             <w:r/>
             <w:r>
+              <w:rPr>
+                <w:b w:val="0"/>
+                <w:i w:val="0"/>
+              </w:rPr>
               <w:t>Central security/backup</w:t>
             </w:r>
           </w:p>
@@ -1891,6 +2420,10 @@
           <w:p>
             <w:r/>
             <w:r>
+              <w:rPr>
+                <w:b w:val="0"/>
+                <w:i w:val="0"/>
+              </w:rPr>
               <w:t>Decentralised</w:t>
             </w:r>
           </w:p>
@@ -1904,6 +2437,10 @@
           <w:p>
             <w:r/>
             <w:r>
+              <w:rPr>
+                <w:b w:val="0"/>
+                <w:i w:val="0"/>
+              </w:rPr>
               <w:t>Server = single point of failure</w:t>
             </w:r>
           </w:p>
@@ -1915,6 +2452,10 @@
           <w:p>
             <w:r/>
             <w:r>
+              <w:rPr>
+                <w:b w:val="0"/>
+                <w:i w:val="0"/>
+              </w:rPr>
               <w:t>No single point of failure</w:t>
             </w:r>
           </w:p>
@@ -1928,6 +2469,10 @@
           <w:p>
             <w:r/>
             <w:r>
+              <w:rPr>
+                <w:b w:val="0"/>
+                <w:i w:val="0"/>
+              </w:rPr>
               <w:t>Scales well, costlier</w:t>
             </w:r>
           </w:p>
@@ -1939,6 +2484,10 @@
           <w:p>
             <w:r/>
             <w:r>
+              <w:rPr>
+                <w:b w:val="0"/>
+                <w:i w:val="0"/>
+              </w:rPr>
               <w:t>Cheaper, harder to manage/secure</w:t>
             </w:r>
           </w:p>
@@ -1950,46 +2499,71 @@
       <w:r>
         <w:rPr>
           <w:b/>
+          <w:i w:val="0"/>
         </w:rPr>
         <w:t>Internet structure:</w:t>
       </w:r>
       <w:r>
+        <w:rPr>
+          <w:b w:val="0"/>
+          <w:i w:val="0"/>
+        </w:rPr>
         <w:t xml:space="preserve"> </w:t>
       </w:r>
       <w:r>
         <w:rPr>
+          <w:b w:val="0"/>
           <w:i/>
         </w:rPr>
         <w:t>backbone</w:t>
       </w:r>
       <w:r>
+        <w:rPr>
+          <w:b w:val="0"/>
+          <w:i w:val="0"/>
+        </w:rPr>
         <w:t xml:space="preserve"> (high-capacity routes); </w:t>
       </w:r>
       <w:r>
         <w:rPr>
+          <w:b w:val="0"/>
           <w:i/>
         </w:rPr>
         <w:t>ISP</w:t>
       </w:r>
       <w:r>
+        <w:rPr>
+          <w:b w:val="0"/>
+          <w:i w:val="0"/>
+        </w:rPr>
         <w:t xml:space="preserve"> (provides access); </w:t>
       </w:r>
       <w:r>
         <w:rPr>
+          <w:b w:val="0"/>
           <w:i/>
         </w:rPr>
         <w:t>IP address</w:t>
       </w:r>
       <w:r>
+        <w:rPr>
+          <w:b w:val="0"/>
+          <w:i w:val="0"/>
+        </w:rPr>
         <w:t xml:space="preserve"> (uniquely identifies device; IPv4 32-bit, IPv6 128-bit); </w:t>
       </w:r>
       <w:r>
         <w:rPr>
+          <w:b w:val="0"/>
           <w:i/>
         </w:rPr>
         <w:t>DNS</w:t>
       </w:r>
       <w:r>
+        <w:rPr>
+          <w:b w:val="0"/>
+          <w:i w:val="0"/>
+        </w:rPr>
         <w:t xml:space="preserve"> (translates domain names → IP addresses, hierarchical &amp; cached).</w:t>
       </w:r>
     </w:p>
@@ -1997,28 +2571,43 @@
       <w:r>
         <w:rPr>
           <w:b/>
+          <w:i w:val="0"/>
         </w:rPr>
         <w:t>Topologies:</w:t>
       </w:r>
       <w:r>
+        <w:rPr>
+          <w:b w:val="0"/>
+          <w:i w:val="0"/>
+        </w:rPr>
         <w:t xml:space="preserve"> </w:t>
       </w:r>
       <w:r>
         <w:rPr>
           <w:b/>
+          <w:i w:val="0"/>
         </w:rPr>
         <w:t>Star</w:t>
       </w:r>
       <w:r>
+        <w:rPr>
+          <w:b w:val="0"/>
+          <w:i w:val="0"/>
+        </w:rPr>
         <w:t xml:space="preserve"> — devices to central switch/hub; one cable fault isolated, but central node = single point of failure. </w:t>
       </w:r>
       <w:r>
         <w:rPr>
           <w:b/>
+          <w:i w:val="0"/>
         </w:rPr>
         <w:t>Mesh</w:t>
       </w:r>
       <w:r>
+        <w:rPr>
+          <w:b w:val="0"/>
+          <w:i w:val="0"/>
+        </w:rPr>
         <w:t xml:space="preserve"> — multiple paths between nodes; resilient/fault-tolerant, no single point of failure, but expensive (wired).</w:t>
       </w:r>
     </w:p>
@@ -2047,6 +2636,7 @@
             <w:r>
               <w:rPr>
                 <w:b/>
+                <w:i w:val="0"/>
               </w:rPr>
               <w:t>Packet switching</w:t>
             </w:r>
@@ -2066,6 +2656,7 @@
             <w:r>
               <w:rPr>
                 <w:b/>
+                <w:i w:val="0"/>
               </w:rPr>
               <w:t>Circuit switching</w:t>
             </w:r>
@@ -2080,6 +2671,10 @@
           <w:p>
             <w:r/>
             <w:r>
+              <w:rPr>
+                <w:b w:val="0"/>
+                <w:i w:val="0"/>
+              </w:rPr>
               <w:t>Data split into packets, routed independently</w:t>
             </w:r>
           </w:p>
@@ -2091,6 +2686,10 @@
           <w:p>
             <w:r/>
             <w:r>
+              <w:rPr>
+                <w:b w:val="0"/>
+                <w:i w:val="0"/>
+              </w:rPr>
               <w:t>Dedicated path for whole communication</w:t>
             </w:r>
           </w:p>
@@ -2104,6 +2703,10 @@
           <w:p>
             <w:r/>
             <w:r>
+              <w:rPr>
+                <w:b w:val="0"/>
+                <w:i w:val="0"/>
+              </w:rPr>
               <w:t>Reassembled at destination</w:t>
             </w:r>
           </w:p>
@@ -2115,6 +2718,10 @@
           <w:p>
             <w:r/>
             <w:r>
+              <w:rPr>
+                <w:b w:val="0"/>
+                <w:i w:val="0"/>
+              </w:rPr>
               <w:t>One fixed reserved path</w:t>
             </w:r>
           </w:p>
@@ -2128,6 +2735,10 @@
           <w:p>
             <w:r/>
             <w:r>
+              <w:rPr>
+                <w:b w:val="0"/>
+                <w:i w:val="0"/>
+              </w:rPr>
               <w:t>Efficient, resilient (used by internet)</w:t>
             </w:r>
           </w:p>
@@ -2139,6 +2750,10 @@
           <w:p>
             <w:r/>
             <w:r>
+              <w:rPr>
+                <w:b w:val="0"/>
+                <w:i w:val="0"/>
+              </w:rPr>
               <w:t>Guaranteed bandwidth, wastes idle capacity (phone)</w:t>
             </w:r>
           </w:p>
@@ -2153,19 +2768,29 @@
       <w:r>
         <w:rPr>
           <w:b/>
+          <w:i w:val="0"/>
         </w:rPr>
         <w:t>Protocol</w:t>
       </w:r>
       <w:r>
+        <w:rPr>
+          <w:b w:val="0"/>
+          <w:i w:val="0"/>
+        </w:rPr>
         <w:t xml:space="preserve"> = rules for communication. </w:t>
       </w:r>
       <w:r>
         <w:rPr>
           <w:b/>
+          <w:i w:val="0"/>
         </w:rPr>
         <w:t>Standard</w:t>
       </w:r>
       <w:r>
+        <w:rPr>
+          <w:b w:val="0"/>
+          <w:i w:val="0"/>
+        </w:rPr>
         <w:t xml:space="preserve"> = agreed spec ensuring interoperability.</w:t>
       </w:r>
     </w:p>
@@ -2173,28 +2798,43 @@
       <w:r>
         <w:rPr>
           <w:b/>
+          <w:i w:val="0"/>
         </w:rPr>
         <w:t>TCP/IP stack</w:t>
       </w:r>
       <w:r>
+        <w:rPr>
+          <w:b w:val="0"/>
+          <w:i w:val="0"/>
+        </w:rPr>
         <w:t xml:space="preserve"> (data goes </w:t>
       </w:r>
       <w:r>
         <w:rPr>
+          <w:b w:val="0"/>
           <w:i/>
         </w:rPr>
         <w:t>down</w:t>
       </w:r>
       <w:r>
+        <w:rPr>
+          <w:b w:val="0"/>
+          <w:i w:val="0"/>
+        </w:rPr>
         <w:t xml:space="preserve"> when sending, </w:t>
       </w:r>
       <w:r>
         <w:rPr>
+          <w:b w:val="0"/>
           <w:i/>
         </w:rPr>
         <w:t>up</w:t>
       </w:r>
       <w:r>
+        <w:rPr>
+          <w:b w:val="0"/>
+          <w:i w:val="0"/>
+        </w:rPr>
         <w:t xml:space="preserve"> when receiving; each layer adds/removes a header)</w:t>
       </w:r>
     </w:p>
@@ -2224,6 +2864,7 @@
             <w:r>
               <w:rPr>
                 <w:b/>
+                <w:i w:val="0"/>
               </w:rPr>
               <w:t>Layer</w:t>
             </w:r>
@@ -2243,6 +2884,7 @@
             <w:r>
               <w:rPr>
                 <w:b/>
+                <w:i w:val="0"/>
               </w:rPr>
               <w:t>Role</w:t>
             </w:r>
@@ -2262,6 +2904,7 @@
             <w:r>
               <w:rPr>
                 <w:b/>
+                <w:i w:val="0"/>
               </w:rPr>
               <w:t>Protocols</w:t>
             </w:r>
@@ -2276,6 +2919,10 @@
           <w:p>
             <w:r/>
             <w:r>
+              <w:rPr>
+                <w:b w:val="0"/>
+                <w:i w:val="0"/>
+              </w:rPr>
               <w:t>Application</w:t>
             </w:r>
           </w:p>
@@ -2287,6 +2934,10 @@
           <w:p>
             <w:r/>
             <w:r>
+              <w:rPr>
+                <w:b w:val="0"/>
+                <w:i w:val="0"/>
+              </w:rPr>
               <w:t>Services for user apps; prepares data</w:t>
             </w:r>
           </w:p>
@@ -2298,6 +2949,10 @@
           <w:p>
             <w:r/>
             <w:r>
+              <w:rPr>
+                <w:b w:val="0"/>
+                <w:i w:val="0"/>
+              </w:rPr>
               <w:t>HTTP, HTTPS, FTP, SMTP, POP3, IMAP, DNS</w:t>
             </w:r>
           </w:p>
@@ -2311,6 +2966,10 @@
           <w:p>
             <w:r/>
             <w:r>
+              <w:rPr>
+                <w:b w:val="0"/>
+                <w:i w:val="0"/>
+              </w:rPr>
               <w:t>Transport</w:t>
             </w:r>
           </w:p>
@@ -2322,6 +2981,10 @@
           <w:p>
             <w:r/>
             <w:r>
+              <w:rPr>
+                <w:b w:val="0"/>
+                <w:i w:val="0"/>
+              </w:rPr>
               <w:t>Splits into packets, end-to-end delivery, reassembly, ports</w:t>
             </w:r>
           </w:p>
@@ -2333,6 +2996,10 @@
           <w:p>
             <w:r/>
             <w:r>
+              <w:rPr>
+                <w:b w:val="0"/>
+                <w:i w:val="0"/>
+              </w:rPr>
               <w:t>TCP, UDP</w:t>
             </w:r>
           </w:p>
@@ -2346,6 +3013,10 @@
           <w:p>
             <w:r/>
             <w:r>
+              <w:rPr>
+                <w:b w:val="0"/>
+                <w:i w:val="0"/>
+              </w:rPr>
               <w:t>Network/Internet</w:t>
             </w:r>
           </w:p>
@@ -2357,15 +3028,24 @@
           <w:p>
             <w:r/>
             <w:r>
+              <w:rPr>
+                <w:b w:val="0"/>
+                <w:i w:val="0"/>
+              </w:rPr>
               <w:t xml:space="preserve">Adds source/destination </w:t>
             </w:r>
             <w:r>
               <w:rPr>
                 <w:b/>
+                <w:i w:val="0"/>
               </w:rPr>
               <w:t>IP</w:t>
             </w:r>
             <w:r>
+              <w:rPr>
+                <w:b w:val="0"/>
+                <w:i w:val="0"/>
+              </w:rPr>
               <w:t>, routes packets</w:t>
             </w:r>
           </w:p>
@@ -2377,6 +3057,10 @@
           <w:p>
             <w:r/>
             <w:r>
+              <w:rPr>
+                <w:b w:val="0"/>
+                <w:i w:val="0"/>
+              </w:rPr>
               <w:t>IP</w:t>
             </w:r>
           </w:p>
@@ -2390,6 +3074,10 @@
           <w:p>
             <w:r/>
             <w:r>
+              <w:rPr>
+                <w:b w:val="0"/>
+                <w:i w:val="0"/>
+              </w:rPr>
               <w:t>Link/Data link</w:t>
             </w:r>
           </w:p>
@@ -2401,15 +3089,24 @@
           <w:p>
             <w:r/>
             <w:r>
+              <w:rPr>
+                <w:b w:val="0"/>
+                <w:i w:val="0"/>
+              </w:rPr>
               <w:t xml:space="preserve">Physical connection, adds </w:t>
             </w:r>
             <w:r>
               <w:rPr>
                 <w:b/>
+                <w:i w:val="0"/>
               </w:rPr>
               <w:t>MAC</w:t>
             </w:r>
             <w:r>
+              <w:rPr>
+                <w:b w:val="0"/>
+                <w:i w:val="0"/>
+              </w:rPr>
               <w:t xml:space="preserve"> address</w:t>
             </w:r>
           </w:p>
@@ -2421,6 +3118,10 @@
           <w:p>
             <w:r/>
             <w:r>
+              <w:rPr>
+                <w:b w:val="0"/>
+                <w:i w:val="0"/>
+              </w:rPr>
               <w:t>Ethernet, Wi-Fi</w:t>
             </w:r>
           </w:p>
@@ -2432,19 +3133,29 @@
       <w:r>
         <w:rPr>
           <w:b/>
+          <w:i w:val="0"/>
         </w:rPr>
         <w:t>Protocols:</w:t>
       </w:r>
       <w:r>
+        <w:rPr>
+          <w:b w:val="0"/>
+          <w:i w:val="0"/>
+        </w:rPr>
         <w:t xml:space="preserve"> HTTP = web pages; HTTPS = encrypted HTTP (TLS/SSL); FTP = file transfer; SMTP = </w:t>
       </w:r>
       <w:r>
         <w:rPr>
+          <w:b w:val="0"/>
           <w:i/>
         </w:rPr>
         <w:t>sending</w:t>
       </w:r>
       <w:r>
+        <w:rPr>
+          <w:b w:val="0"/>
+          <w:i w:val="0"/>
+        </w:rPr>
         <w:t xml:space="preserve"> mail; POP3 = retrieve mail (downloads &amp; removes); IMAP = retrieve mail (stays on server, syncs).</w:t>
       </w:r>
     </w:p>
@@ -2452,46 +3163,71 @@
       <w:r>
         <w:rPr>
           <w:b/>
+          <w:i w:val="0"/>
         </w:rPr>
         <w:t>Hardware:</w:t>
       </w:r>
       <w:r>
+        <w:rPr>
+          <w:b w:val="0"/>
+          <w:i w:val="0"/>
+        </w:rPr>
         <w:t xml:space="preserve"> NIC (connects device, holds MAC); MAC address (unique 48-bit hardware address); </w:t>
       </w:r>
       <w:r>
         <w:rPr>
           <w:b/>
+          <w:i w:val="0"/>
         </w:rPr>
         <w:t>switch</w:t>
       </w:r>
       <w:r>
+        <w:rPr>
+          <w:b w:val="0"/>
+          <w:i w:val="0"/>
+        </w:rPr>
         <w:t xml:space="preserve"> (connects devices </w:t>
       </w:r>
       <w:r>
         <w:rPr>
+          <w:b w:val="0"/>
           <w:i/>
         </w:rPr>
         <w:t>within</w:t>
       </w:r>
       <w:r>
+        <w:rPr>
+          <w:b w:val="0"/>
+          <w:i w:val="0"/>
+        </w:rPr>
         <w:t xml:space="preserve"> a LAN, uses MAC); </w:t>
       </w:r>
       <w:r>
         <w:rPr>
           <w:b/>
+          <w:i w:val="0"/>
         </w:rPr>
         <w:t>router</w:t>
       </w:r>
       <w:r>
+        <w:rPr>
+          <w:b w:val="0"/>
+          <w:i w:val="0"/>
+        </w:rPr>
         <w:t xml:space="preserve"> (connects </w:t>
       </w:r>
       <w:r>
         <w:rPr>
+          <w:b w:val="0"/>
           <w:i/>
         </w:rPr>
         <w:t>different</w:t>
       </w:r>
       <w:r>
+        <w:rPr>
+          <w:b w:val="0"/>
+          <w:i w:val="0"/>
+        </w:rPr>
         <w:t xml:space="preserve"> networks, uses IP); WAP (wireless access to wired network).</w:t>
       </w:r>
     </w:p>
@@ -2499,37 +3235,57 @@
       <w:r>
         <w:rPr>
           <w:b/>
+          <w:i w:val="0"/>
         </w:rPr>
         <w:t>Security:</w:t>
       </w:r>
       <w:r>
+        <w:rPr>
+          <w:b w:val="0"/>
+          <w:i w:val="0"/>
+        </w:rPr>
         <w:t xml:space="preserve"> </w:t>
       </w:r>
       <w:r>
         <w:rPr>
+          <w:b w:val="0"/>
           <w:i/>
         </w:rPr>
         <w:t>firewall</w:t>
       </w:r>
       <w:r>
+        <w:rPr>
+          <w:b w:val="0"/>
+          <w:i w:val="0"/>
+        </w:rPr>
         <w:t xml:space="preserve"> (controls traffic by rules / packet filtering); </w:t>
       </w:r>
       <w:r>
         <w:rPr>
+          <w:b w:val="0"/>
           <w:i/>
         </w:rPr>
         <w:t>proxy</w:t>
       </w:r>
       <w:r>
+        <w:rPr>
+          <w:b w:val="0"/>
+          <w:i w:val="0"/>
+        </w:rPr>
         <w:t xml:space="preserve"> (intermediary — hides IP, caches, filters/logs); </w:t>
       </w:r>
       <w:r>
         <w:rPr>
+          <w:b w:val="0"/>
           <w:i/>
         </w:rPr>
         <w:t>encryption</w:t>
       </w:r>
       <w:r>
+        <w:rPr>
+          <w:b w:val="0"/>
+          <w:i w:val="0"/>
+        </w:rPr>
         <w:t xml:space="preserve"> (protects data in transit).</w:t>
       </w:r>
     </w:p>
@@ -2545,6 +3301,10 @@
         <w:pStyle w:val="Heading2"/>
       </w:pPr>
       <w:r>
+        <w:rPr>
+          <w:b w:val="0"/>
+          <w:i w:val="0"/>
+        </w:rPr>
         <w:t>1.3.4 Web Technologies</w:t>
       </w:r>
     </w:p>
@@ -2573,6 +3333,7 @@
             <w:r>
               <w:rPr>
                 <w:b/>
+                <w:i w:val="0"/>
               </w:rPr>
               <w:t>Tech</w:t>
             </w:r>
@@ -2592,6 +3353,7 @@
             <w:r>
               <w:rPr>
                 <w:b/>
+                <w:i w:val="0"/>
               </w:rPr>
               <w:t>Role</w:t>
             </w:r>
@@ -2608,6 +3370,7 @@
             <w:r>
               <w:rPr>
                 <w:b/>
+                <w:i w:val="0"/>
               </w:rPr>
               <w:t>HTML</w:t>
             </w:r>
@@ -2620,6 +3383,10 @@
           <w:p>
             <w:r/>
             <w:r>
+              <w:rPr>
+                <w:b w:val="0"/>
+                <w:i w:val="0"/>
+              </w:rPr>
               <w:t>Structure &amp; content (headings, paragraphs, links, images)</w:t>
             </w:r>
           </w:p>
@@ -2635,6 +3402,7 @@
             <w:r>
               <w:rPr>
                 <w:b/>
+                <w:i w:val="0"/>
               </w:rPr>
               <w:t>CSS</w:t>
             </w:r>
@@ -2647,21 +3415,33 @@
           <w:p>
             <w:r/>
             <w:r>
+              <w:rPr>
+                <w:b w:val="0"/>
+                <w:i w:val="0"/>
+              </w:rPr>
               <w:t xml:space="preserve">Presentation/style (colour, font, layout); selectors target tag, </w:t>
             </w:r>
             <w:r>
               <w:rPr>
                 <w:rFonts w:ascii="Consolas" w:hAnsi="Consolas"/>
+                <w:b w:val="0"/>
+                <w:i w:val="0"/>
                 <w:sz w:val="19"/>
               </w:rPr>
               <w:t>.class</w:t>
             </w:r>
             <w:r>
+              <w:rPr>
+                <w:b w:val="0"/>
+                <w:i w:val="0"/>
+              </w:rPr>
               <w:t xml:space="preserve">, </w:t>
             </w:r>
             <w:r>
               <w:rPr>
                 <w:rFonts w:ascii="Consolas" w:hAnsi="Consolas"/>
+                <w:b w:val="0"/>
+                <w:i w:val="0"/>
                 <w:sz w:val="19"/>
               </w:rPr>
               <w:t>#id</w:t>
@@ -2679,6 +3459,7 @@
             <w:r>
               <w:rPr>
                 <w:b/>
+                <w:i w:val="0"/>
               </w:rPr>
               <w:t>JavaScript</w:t>
             </w:r>
@@ -2691,6 +3472,10 @@
           <w:p>
             <w:r/>
             <w:r>
+              <w:rPr>
+                <w:b w:val="0"/>
+                <w:i w:val="0"/>
+              </w:rPr>
               <w:t>Interactivity/behaviour; usually client-side (events, validation, dynamic updates)</w:t>
             </w:r>
           </w:p>
@@ -2705,19 +3490,29 @@
       <w:r>
         <w:rPr>
           <w:b/>
+          <w:i w:val="0"/>
         </w:rPr>
         <w:t>Search indexing:</w:t>
       </w:r>
       <w:r>
+        <w:rPr>
+          <w:b w:val="0"/>
+          <w:i w:val="0"/>
+        </w:rPr>
         <w:t xml:space="preserve"> web crawler/spider follows links, reads pages; engine builds an </w:t>
       </w:r>
       <w:r>
         <w:rPr>
           <w:b/>
+          <w:i w:val="0"/>
         </w:rPr>
         <w:t>index</w:t>
       </w:r>
       <w:r>
+        <w:rPr>
+          <w:b w:val="0"/>
+          <w:i w:val="0"/>
+        </w:rPr>
         <w:t xml:space="preserve"> mapping keywords → pages for fast retrieval, then ranks by relevance.</w:t>
       </w:r>
     </w:p>
@@ -2728,46 +3523,71 @@
       <w:r>
         <w:rPr>
           <w:b/>
+          <w:i w:val="0"/>
         </w:rPr>
         <w:t>PageRank:</w:t>
       </w:r>
       <w:r>
+        <w:rPr>
+          <w:b w:val="0"/>
+          <w:i w:val="0"/>
+        </w:rPr>
         <w:t xml:space="preserve"> ranks pages by </w:t>
       </w:r>
       <w:r>
         <w:rPr>
+          <w:b w:val="0"/>
           <w:i/>
         </w:rPr>
         <w:t>importance</w:t>
       </w:r>
       <w:r>
+        <w:rPr>
+          <w:b w:val="0"/>
+          <w:i w:val="0"/>
+        </w:rPr>
         <w:t xml:space="preserve"> from incoming links. Each link = a "vote"; links from high-rank pages worth more; a page divides its rank across its outgoing links; </w:t>
       </w:r>
       <w:r>
         <w:rPr>
           <w:b/>
+          <w:i w:val="0"/>
         </w:rPr>
         <w:t>damping factor</w:t>
       </w:r>
       <w:r>
+        <w:rPr>
+          <w:b w:val="0"/>
+          <w:i w:val="0"/>
+        </w:rPr>
         <w:t xml:space="preserve"> (~0.85) models a random surfer; </w:t>
       </w:r>
       <w:r>
         <w:rPr>
           <w:b/>
+          <w:i w:val="0"/>
         </w:rPr>
         <w:t>iterative</w:t>
       </w:r>
       <w:r>
+        <w:rPr>
+          <w:b w:val="0"/>
+          <w:i w:val="0"/>
+        </w:rPr>
         <w:t xml:space="preserve"> until values </w:t>
       </w:r>
       <w:r>
         <w:rPr>
           <w:b/>
+          <w:i w:val="0"/>
         </w:rPr>
         <w:t>converge</w:t>
       </w:r>
       <w:r>
+        <w:rPr>
+          <w:b w:val="0"/>
+          <w:i w:val="0"/>
+        </w:rPr>
         <w:t>.</w:t>
       </w:r>
     </w:p>
@@ -2810,6 +3630,7 @@
             <w:r>
               <w:rPr>
                 <w:b/>
+                <w:i w:val="0"/>
               </w:rPr>
               <w:t>Client-side</w:t>
             </w:r>
@@ -2829,6 +3650,7 @@
             <w:r>
               <w:rPr>
                 <w:b/>
+                <w:i w:val="0"/>
               </w:rPr>
               <w:t>Server-side</w:t>
             </w:r>
@@ -2843,6 +3665,10 @@
           <w:p>
             <w:r/>
             <w:r>
+              <w:rPr>
+                <w:b w:val="0"/>
+                <w:i w:val="0"/>
+              </w:rPr>
               <w:t>Runs on</w:t>
             </w:r>
           </w:p>
@@ -2854,6 +3680,10 @@
           <w:p>
             <w:r/>
             <w:r>
+              <w:rPr>
+                <w:b w:val="0"/>
+                <w:i w:val="0"/>
+              </w:rPr>
               <w:t>User's browser</w:t>
             </w:r>
           </w:p>
@@ -2865,6 +3695,10 @@
           <w:p>
             <w:r/>
             <w:r>
+              <w:rPr>
+                <w:b w:val="0"/>
+                <w:i w:val="0"/>
+              </w:rPr>
               <w:t>Web server</w:t>
             </w:r>
           </w:p>
@@ -2878,6 +3712,10 @@
           <w:p>
             <w:r/>
             <w:r>
+              <w:rPr>
+                <w:b w:val="0"/>
+                <w:i w:val="0"/>
+              </w:rPr>
               <w:t>Speed</w:t>
             </w:r>
           </w:p>
@@ -2889,6 +3727,10 @@
           <w:p>
             <w:r/>
             <w:r>
+              <w:rPr>
+                <w:b w:val="0"/>
+                <w:i w:val="0"/>
+              </w:rPr>
               <w:t>Fast, immediate</w:t>
             </w:r>
           </w:p>
@@ -2900,6 +3742,10 @@
           <w:p>
             <w:r/>
             <w:r>
+              <w:rPr>
+                <w:b w:val="0"/>
+                <w:i w:val="0"/>
+              </w:rPr>
               <w:t>Slower (round trip)</w:t>
             </w:r>
           </w:p>
@@ -2913,6 +3759,10 @@
           <w:p>
             <w:r/>
             <w:r>
+              <w:rPr>
+                <w:b w:val="0"/>
+                <w:i w:val="0"/>
+              </w:rPr>
               <w:t>Security</w:t>
             </w:r>
           </w:p>
@@ -2924,6 +3774,10 @@
           <w:p>
             <w:r/>
             <w:r>
+              <w:rPr>
+                <w:b w:val="0"/>
+                <w:i w:val="0"/>
+              </w:rPr>
               <w:t>Insecure (can be viewed/bypassed)</w:t>
             </w:r>
           </w:p>
@@ -2935,6 +3789,10 @@
           <w:p>
             <w:r/>
             <w:r>
+              <w:rPr>
+                <w:b w:val="0"/>
+                <w:i w:val="0"/>
+              </w:rPr>
               <w:t>Secure (hidden)</w:t>
             </w:r>
           </w:p>
@@ -2948,6 +3806,10 @@
           <w:p>
             <w:r/>
             <w:r>
+              <w:rPr>
+                <w:b w:val="0"/>
+                <w:i w:val="0"/>
+              </w:rPr>
               <w:t>Server load</w:t>
             </w:r>
           </w:p>
@@ -2959,6 +3821,10 @@
           <w:p>
             <w:r/>
             <w:r>
+              <w:rPr>
+                <w:b w:val="0"/>
+                <w:i w:val="0"/>
+              </w:rPr>
               <w:t>Reduced</w:t>
             </w:r>
           </w:p>
@@ -2970,6 +3836,10 @@
           <w:p>
             <w:r/>
             <w:r>
+              <w:rPr>
+                <w:b w:val="0"/>
+                <w:i w:val="0"/>
+              </w:rPr>
               <w:t>Increased</w:t>
             </w:r>
           </w:p>
@@ -2983,6 +3853,10 @@
           <w:p>
             <w:r/>
             <w:r>
+              <w:rPr>
+                <w:b w:val="0"/>
+                <w:i w:val="0"/>
+              </w:rPr>
               <w:t>Example</w:t>
             </w:r>
           </w:p>
@@ -2994,6 +3868,10 @@
           <w:p>
             <w:r/>
             <w:r>
+              <w:rPr>
+                <w:b w:val="0"/>
+                <w:i w:val="0"/>
+              </w:rPr>
               <w:t>JS form validation</w:t>
             </w:r>
           </w:p>
@@ -3005,6 +3883,10 @@
           <w:p>
             <w:r/>
             <w:r>
+              <w:rPr>
+                <w:b w:val="0"/>
+                <w:i w:val="0"/>
+              </w:rPr>
               <w:t>DB query, login/payment check</w:t>
             </w:r>
           </w:p>
@@ -3024,6 +3906,10 @@
         <w:pStyle w:val="Heading2"/>
       </w:pPr>
       <w:r>
+        <w:rPr>
+          <w:b w:val="0"/>
+          <w:i w:val="0"/>
+        </w:rPr>
         <w:t>Must-know definitions</w:t>
       </w:r>
     </w:p>
@@ -3052,6 +3938,7 @@
             <w:r>
               <w:rPr>
                 <w:b/>
+                <w:i w:val="0"/>
               </w:rPr>
               <w:t>Term</w:t>
             </w:r>
@@ -3071,6 +3958,7 @@
             <w:r>
               <w:rPr>
                 <w:b/>
+                <w:i w:val="0"/>
               </w:rPr>
               <w:t>Definition</w:t>
             </w:r>
@@ -3085,6 +3973,10 @@
           <w:p>
             <w:r/>
             <w:r>
+              <w:rPr>
+                <w:b w:val="0"/>
+                <w:i w:val="0"/>
+              </w:rPr>
               <w:t>Lossless / Lossy</w:t>
             </w:r>
           </w:p>
@@ -3096,6 +3988,10 @@
           <w:p>
             <w:r/>
             <w:r>
+              <w:rPr>
+                <w:b w:val="0"/>
+                <w:i w:val="0"/>
+              </w:rPr>
               <w:t>No permanent data loss (recoverable) / permanent removal (not recoverable)</w:t>
             </w:r>
           </w:p>
@@ -3109,6 +4005,10 @@
           <w:p>
             <w:r/>
             <w:r>
+              <w:rPr>
+                <w:b w:val="0"/>
+                <w:i w:val="0"/>
+              </w:rPr>
               <w:t>RLE</w:t>
             </w:r>
           </w:p>
@@ -3120,6 +4020,10 @@
           <w:p>
             <w:r/>
             <w:r>
+              <w:rPr>
+                <w:b w:val="0"/>
+                <w:i w:val="0"/>
+              </w:rPr>
               <w:t>Lossless: replaces runs of repeated values with value + count</w:t>
             </w:r>
           </w:p>
@@ -3133,6 +4037,10 @@
           <w:p>
             <w:r/>
             <w:r>
+              <w:rPr>
+                <w:b w:val="0"/>
+                <w:i w:val="0"/>
+              </w:rPr>
               <w:t>Dictionary compression</w:t>
             </w:r>
           </w:p>
@@ -3144,6 +4052,10 @@
           <w:p>
             <w:r/>
             <w:r>
+              <w:rPr>
+                <w:b w:val="0"/>
+                <w:i w:val="0"/>
+              </w:rPr>
               <w:t>Lossless: stores repeated patterns once, references them</w:t>
             </w:r>
           </w:p>
@@ -3157,6 +4069,10 @@
           <w:p>
             <w:r/>
             <w:r>
+              <w:rPr>
+                <w:b w:val="0"/>
+                <w:i w:val="0"/>
+              </w:rPr>
               <w:t>Symmetric / Asymmetric</w:t>
             </w:r>
           </w:p>
@@ -3168,6 +4084,10 @@
           <w:p>
             <w:r/>
             <w:r>
+              <w:rPr>
+                <w:b w:val="0"/>
+                <w:i w:val="0"/>
+              </w:rPr>
               <w:t>Same key for both / public + private key pair</w:t>
             </w:r>
           </w:p>
@@ -3181,6 +4101,10 @@
           <w:p>
             <w:r/>
             <w:r>
+              <w:rPr>
+                <w:b w:val="0"/>
+                <w:i w:val="0"/>
+              </w:rPr>
               <w:t>Hashing</w:t>
             </w:r>
           </w:p>
@@ -3192,6 +4116,10 @@
           <w:p>
             <w:r/>
             <w:r>
+              <w:rPr>
+                <w:b w:val="0"/>
+                <w:i w:val="0"/>
+              </w:rPr>
               <w:t>One-way function producing a fixed-length hash</w:t>
             </w:r>
           </w:p>
@@ -3205,6 +4133,10 @@
           <w:p>
             <w:r/>
             <w:r>
+              <w:rPr>
+                <w:b w:val="0"/>
+                <w:i w:val="0"/>
+              </w:rPr>
               <w:t>Primary / Foreign / Composite key</w:t>
             </w:r>
           </w:p>
@@ -3216,6 +4148,10 @@
           <w:p>
             <w:r/>
             <w:r>
+              <w:rPr>
+                <w:b w:val="0"/>
+                <w:i w:val="0"/>
+              </w:rPr>
               <w:t>Uniquely IDs record / PK of another table linking tables / PK of 2+ attributes</w:t>
             </w:r>
           </w:p>
@@ -3229,6 +4165,10 @@
           <w:p>
             <w:r/>
             <w:r>
+              <w:rPr>
+                <w:b w:val="0"/>
+                <w:i w:val="0"/>
+              </w:rPr>
               <w:t>Normalisation</w:t>
             </w:r>
           </w:p>
@@ -3240,6 +4180,10 @@
           <w:p>
             <w:r/>
             <w:r>
+              <w:rPr>
+                <w:b w:val="0"/>
+                <w:i w:val="0"/>
+              </w:rPr>
               <w:t>Organising data to reduce redundancy &amp; remove anomalies</w:t>
             </w:r>
           </w:p>
@@ -3253,6 +4197,10 @@
           <w:p>
             <w:r/>
             <w:r>
+              <w:rPr>
+                <w:b w:val="0"/>
+                <w:i w:val="0"/>
+              </w:rPr>
               <w:t>Referential integrity</w:t>
             </w:r>
           </w:p>
@@ -3264,6 +4212,10 @@
           <w:p>
             <w:r/>
             <w:r>
+              <w:rPr>
+                <w:b w:val="0"/>
+                <w:i w:val="0"/>
+              </w:rPr>
               <w:t>Foreign keys must reference a valid existing primary key</w:t>
             </w:r>
           </w:p>
@@ -3277,6 +4229,10 @@
           <w:p>
             <w:r/>
             <w:r>
+              <w:rPr>
+                <w:b w:val="0"/>
+                <w:i w:val="0"/>
+              </w:rPr>
               <w:t>Transaction / ACID</w:t>
             </w:r>
           </w:p>
@@ -3288,6 +4244,10 @@
           <w:p>
             <w:r/>
             <w:r>
+              <w:rPr>
+                <w:b w:val="0"/>
+                <w:i w:val="0"/>
+              </w:rPr>
               <w:t>All-or-nothing operation / Atomicity, Consistency, Isolation, Durability</w:t>
             </w:r>
           </w:p>
@@ -3301,6 +4261,10 @@
           <w:p>
             <w:r/>
             <w:r>
+              <w:rPr>
+                <w:b w:val="0"/>
+                <w:i w:val="0"/>
+              </w:rPr>
               <w:t>Record locking</w:t>
             </w:r>
           </w:p>
@@ -3312,6 +4276,10 @@
           <w:p>
             <w:r/>
             <w:r>
+              <w:rPr>
+                <w:b w:val="0"/>
+                <w:i w:val="0"/>
+              </w:rPr>
               <w:t>Locking a record during a transaction to stop concurrent edits</w:t>
             </w:r>
           </w:p>
@@ -3325,6 +4293,10 @@
           <w:p>
             <w:r/>
             <w:r>
+              <w:rPr>
+                <w:b w:val="0"/>
+                <w:i w:val="0"/>
+              </w:rPr>
               <w:t>LAN / WAN</w:t>
             </w:r>
           </w:p>
@@ -3336,6 +4308,10 @@
           <w:p>
             <w:r/>
             <w:r>
+              <w:rPr>
+                <w:b w:val="0"/>
+                <w:i w:val="0"/>
+              </w:rPr>
               <w:t>Small single-site network / large geographically spread network</w:t>
             </w:r>
           </w:p>
@@ -3349,6 +4325,10 @@
           <w:p>
             <w:r/>
             <w:r>
+              <w:rPr>
+                <w:b w:val="0"/>
+                <w:i w:val="0"/>
+              </w:rPr>
               <w:t>Packet / Circuit switching</w:t>
             </w:r>
           </w:p>
@@ -3360,6 +4340,10 @@
           <w:p>
             <w:r/>
             <w:r>
+              <w:rPr>
+                <w:b w:val="0"/>
+                <w:i w:val="0"/>
+              </w:rPr>
               <w:t>Packets routed independently / dedicated reserved path</w:t>
             </w:r>
           </w:p>
@@ -3373,6 +4357,10 @@
           <w:p>
             <w:r/>
             <w:r>
+              <w:rPr>
+                <w:b w:val="0"/>
+                <w:i w:val="0"/>
+              </w:rPr>
               <w:t>Protocol</w:t>
             </w:r>
           </w:p>
@@ -3384,6 +4372,10 @@
           <w:p>
             <w:r/>
             <w:r>
+              <w:rPr>
+                <w:b w:val="0"/>
+                <w:i w:val="0"/>
+              </w:rPr>
               <w:t>Set of rules governing communication</w:t>
             </w:r>
           </w:p>
@@ -3397,6 +4389,10 @@
           <w:p>
             <w:r/>
             <w:r>
+              <w:rPr>
+                <w:b w:val="0"/>
+                <w:i w:val="0"/>
+              </w:rPr>
               <w:t>DNS</w:t>
             </w:r>
           </w:p>
@@ -3408,6 +4404,10 @@
           <w:p>
             <w:r/>
             <w:r>
+              <w:rPr>
+                <w:b w:val="0"/>
+                <w:i w:val="0"/>
+              </w:rPr>
               <w:t>Translates domain names into IP addresses</w:t>
             </w:r>
           </w:p>
@@ -3421,6 +4421,10 @@
           <w:p>
             <w:r/>
             <w:r>
+              <w:rPr>
+                <w:b w:val="0"/>
+                <w:i w:val="0"/>
+              </w:rPr>
               <w:t>MAC address</w:t>
             </w:r>
           </w:p>
@@ -3432,6 +4436,10 @@
           <w:p>
             <w:r/>
             <w:r>
+              <w:rPr>
+                <w:b w:val="0"/>
+                <w:i w:val="0"/>
+              </w:rPr>
               <w:t>Unique hardware address of a NIC (link layer)</w:t>
             </w:r>
           </w:p>
@@ -3445,6 +4453,10 @@
           <w:p>
             <w:r/>
             <w:r>
+              <w:rPr>
+                <w:b w:val="0"/>
+                <w:i w:val="0"/>
+              </w:rPr>
               <w:t>PageRank</w:t>
             </w:r>
           </w:p>
@@ -3456,6 +4468,10 @@
           <w:p>
             <w:r/>
             <w:r>
+              <w:rPr>
+                <w:b w:val="0"/>
+                <w:i w:val="0"/>
+              </w:rPr>
               <w:t>Ranks pages by importance from incoming links</w:t>
             </w:r>
           </w:p>
@@ -3475,6 +4491,10 @@
         <w:pStyle w:val="Heading2"/>
       </w:pPr>
       <w:r>
+        <w:rPr>
+          <w:b w:val="0"/>
+          <w:i w:val="0"/>
+        </w:rPr>
         <w:t>⭐ Top exam reminders</w:t>
       </w:r>
     </w:p>
@@ -3485,19 +4505,29 @@
       <w:r>
         <w:rPr>
           <w:b/>
+          <w:i w:val="0"/>
         </w:rPr>
         <w:t>Lossy can NOT be reversed</w:t>
       </w:r>
       <w:r>
+        <w:rPr>
+          <w:b w:val="0"/>
+          <w:i w:val="0"/>
+        </w:rPr>
         <w:t xml:space="preserve"> — "reduced quality" ≠ "recoverable". RLE does </w:t>
       </w:r>
       <w:r>
         <w:rPr>
           <w:b/>
+          <w:i w:val="0"/>
         </w:rPr>
         <w:t>not</w:t>
       </w:r>
       <w:r>
+        <w:rPr>
+          <w:b w:val="0"/>
+          <w:i w:val="0"/>
+        </w:rPr>
         <w:t xml:space="preserve"> always shrink files (only with long runs).</w:t>
       </w:r>
     </w:p>
@@ -3508,19 +4538,29 @@
       <w:r>
         <w:rPr>
           <w:b/>
+          <w:i w:val="0"/>
         </w:rPr>
         <w:t>Hashing ≠ encryption</w:t>
       </w:r>
       <w:r>
+        <w:rPr>
+          <w:b w:val="0"/>
+          <w:i w:val="0"/>
+        </w:rPr>
         <w:t xml:space="preserve"> — hashing is one-way; encryption is reversible with a key. Passwords are </w:t>
       </w:r>
       <w:r>
         <w:rPr>
           <w:b/>
+          <w:i w:val="0"/>
         </w:rPr>
         <w:t>hashed</w:t>
       </w:r>
       <w:r>
+        <w:rPr>
+          <w:b w:val="0"/>
+          <w:i w:val="0"/>
+        </w:rPr>
         <w:t>, not encrypted.</w:t>
       </w:r>
     </w:p>
@@ -3529,33 +4569,52 @@
         <w:pStyle w:val="ListBullet"/>
       </w:pPr>
       <w:r>
+        <w:rPr>
+          <w:b w:val="0"/>
+          <w:i w:val="0"/>
+        </w:rPr>
         <w:t xml:space="preserve">A </w:t>
       </w:r>
       <w:r>
         <w:rPr>
           <w:b/>
+          <w:i w:val="0"/>
         </w:rPr>
         <w:t>foreign key</w:t>
       </w:r>
       <w:r>
+        <w:rPr>
+          <w:b w:val="0"/>
+          <w:i w:val="0"/>
+        </w:rPr>
         <w:t xml:space="preserve"> is the </w:t>
       </w:r>
       <w:r>
         <w:rPr>
           <w:b/>
+          <w:i w:val="0"/>
         </w:rPr>
         <w:t>primary key of another table</w:t>
       </w:r>
       <w:r>
+        <w:rPr>
+          <w:b w:val="0"/>
+          <w:i w:val="0"/>
+        </w:rPr>
         <w:t xml:space="preserve"> — always name which table. For normalisation, name the dependency removed at each stage (repeating group→1NF, partial→2NF, transitive→3NF) and explain </w:t>
       </w:r>
       <w:r>
         <w:rPr>
+          <w:b w:val="0"/>
           <w:i/>
         </w:rPr>
         <w:t>why</w:t>
       </w:r>
       <w:r>
+        <w:rPr>
+          <w:b w:val="0"/>
+          <w:i w:val="0"/>
+        </w:rPr>
         <w:t xml:space="preserve"> (remove redundancy/anomalies).</w:t>
       </w:r>
     </w:p>
@@ -3566,19 +4625,29 @@
       <w:r>
         <w:rPr>
           <w:b/>
+          <w:i w:val="0"/>
         </w:rPr>
         <w:t>Switch</w:t>
       </w:r>
       <w:r>
+        <w:rPr>
+          <w:b w:val="0"/>
+          <w:i w:val="0"/>
+        </w:rPr>
         <w:t xml:space="preserve"> = devices within a LAN (MAC); </w:t>
       </w:r>
       <w:r>
         <w:rPr>
           <w:b/>
+          <w:i w:val="0"/>
         </w:rPr>
         <w:t>router</w:t>
       </w:r>
       <w:r>
+        <w:rPr>
+          <w:b w:val="0"/>
+          <w:i w:val="0"/>
+        </w:rPr>
         <w:t xml:space="preserve"> = different networks (IP). Don't swap them. Two meanings of "redundancy": data (bad) vs hardware/backup (good).</w:t>
       </w:r>
     </w:p>
@@ -3589,19 +4658,29 @@
       <w:r>
         <w:rPr>
           <w:b/>
+          <w:i w:val="0"/>
         </w:rPr>
         <w:t>Client-side validation is NOT secure</w:t>
       </w:r>
       <w:r>
+        <w:rPr>
+          <w:b w:val="0"/>
+          <w:i w:val="0"/>
+        </w:rPr>
         <w:t xml:space="preserve"> — it can be bypassed; security-critical checks (login, payment) must also run </w:t>
       </w:r>
       <w:r>
         <w:rPr>
           <w:b/>
+          <w:i w:val="0"/>
         </w:rPr>
         <w:t>server-side</w:t>
       </w:r>
       <w:r>
+        <w:rPr>
+          <w:b w:val="0"/>
+          <w:i w:val="0"/>
+        </w:rPr>
         <w:t>.</w:t>
       </w:r>
     </w:p>
